--- a/AiOi/Docs/Тестирование.docx
+++ b/AiOi/Docs/Тестирование.docx
@@ -470,7 +470,7 @@
       </w:pPr>
       <w:r>
         <w:drawing>
-          <wp:inline wp14:editId="41E29A08" wp14:anchorId="49C75340">
+          <wp:inline wp14:editId="5B53E004" wp14:anchorId="49C75340">
             <wp:extent cx="5724525" cy="1152525"/>
             <wp:effectExtent l="0" t="0" r="0" b="0"/>
             <wp:docPr id="1988412723" name="drawing"/>
@@ -514,6 +514,69 @@
       <w:r>
         <w:rPr/>
         <w:t>Результат: Успех</w:t>
+      </w:r>
+    </w:p>
+    <w:p>
+      <w:pPr>
+        <w:pStyle w:val="Normal"/>
+        <w:jc w:val="left"/>
+      </w:pPr>
+      <w:r>
+        <w:rPr/>
+        <w:t>Проверим работу метода для расчета суточной нормы потребления калорий:</w:t>
+      </w:r>
+    </w:p>
+    <w:p>
+      <w:pPr>
+        <w:pStyle w:val="Normal"/>
+        <w:jc w:val="left"/>
+      </w:pPr>
+      <w:r>
+        <w:drawing>
+          <wp:inline wp14:editId="6E9508CD" wp14:anchorId="52327645">
+            <wp:extent cx="5724525" cy="3838575"/>
+            <wp:effectExtent l="0" t="0" r="0" b="0"/>
+            <wp:docPr id="2107020187" name="drawing"/>
+            <wp:cNvGraphicFramePr>
+              <a:graphicFrameLocks noChangeAspect="1"/>
+            </wp:cNvGraphicFramePr>
+            <a:graphic>
+              <a:graphicData xmlns:a="http://schemas.openxmlformats.org/drawingml/2006/main" uri="http://schemas.openxmlformats.org/drawingml/2006/picture">
+                <pic:pic xmlns:pic="http://schemas.openxmlformats.org/drawingml/2006/picture">
+                  <pic:nvPicPr>
+                    <pic:cNvPr id="2107020187" name="Picture 2107020187"/>
+                    <pic:cNvPicPr/>
+                  </pic:nvPicPr>
+                  <pic:blipFill>
+                    <a:blip xmlns:r="http://schemas.openxmlformats.org/officeDocument/2006/relationships" r:embed="rId786154032">
+                      <a:extLst>
+                        <a:ext uri="{28A0092B-C50C-407E-A947-70E740481C1C}">
+                          <a14:useLocalDpi xmlns:a14="http://schemas.microsoft.com/office/drawing/2010/main"/>
+                        </a:ext>
+                      </a:extLst>
+                    </a:blip>
+                    <a:stretch>
+                      <a:fillRect/>
+                    </a:stretch>
+                  </pic:blipFill>
+                  <pic:spPr>
+                    <a:xfrm>
+                      <a:off x="0" y="0"/>
+                      <a:ext cx="5724525" cy="3838575"/>
+                    </a:xfrm>
+                    <a:prstGeom prst="rect">
+                      <a:avLst/>
+                    </a:prstGeom>
+                  </pic:spPr>
+                </pic:pic>
+              </a:graphicData>
+            </a:graphic>
+          </wp:inline>
+        </w:drawing>
+      </w:r>
+      <w:r>
+        <w:rPr/>
+        <w:t>Результат: Успех.</w:t>
       </w:r>
     </w:p>
     <w:sectPr>
